--- a/docs/课程交付物/软件项目计划.docx
+++ b/docs/课程交付物/软件项目计划.docx
@@ -2211,7 +2211,7 @@
           <w:i w:val="0"/>
           <w:color w:val="000000"/>
         </w:rPr>
-        <w:t>代码:github.com/yelikour/campus-qa(FastAPI 后端、原生 SPA、评测/验收/基准脚本、13 项单元测试)。</w:t>
+        <w:t>代码:github.com/yelikour/campus-qa(FastAPI 后端、原生 SPA、评测/验收/基准脚本、14 项单元测试)。</w:t>
       </w:r>
     </w:p>
     <w:p>
@@ -3243,7 +3243,7 @@
           <w:i w:val="0"/>
           <w:color w:val="000000"/>
         </w:rPr>
-        <w:t>单元测试:pytest 13 项(冒烟 4 + 完善轮回归 9);检索评测:62 条口语化改写四路对比(Hit@1/Hit@3/MRR);性能基准:retrieval-only 与 E2E 拆分(p50/p95/p99/QPS/失败数);架构验收:降级/限流/热更新/无知识兜底四项脚本化验收;全部指标一条命令可复现(docs/REPRODUCIBILITY.md)。</w:t>
+        <w:t>单元测试:pytest 14 项(冒烟 4 + 回归 10,含会话隔离);检索评测:62 条口语化改写四路对比(Hit@1/Hit@3/MRR);性能基准:retrieval-only 与 E2E 拆分(p50/p95/p99/QPS/失败数);架构验收:降级/限流/热更新/无知识兜底四项脚本化验收;全部指标一条命令可复现(docs/REPRODUCIBILITY.md)。</w:t>
       </w:r>
     </w:p>
     <w:p>
